--- a/prototypes/Daeseong Ray Yang/firmengine-proto/templates/D5106.docx
+++ b/prototypes/Daeseong Ray Yang/firmengine-proto/templates/D5106.docx
@@ -223,7 +223,7 @@
           </w:tcPr>
           <w:p>
             <w:r>
-              <w:t>채권자 / 기준기간</w:t>
+              <w:t>채권번호·채권자 / 기준일</w:t>
             </w:r>
           </w:p>
         </w:tc>
@@ -233,7 +233,7 @@
           </w:tcPr>
           <w:p>
             <w:r>
-              <w:t>원금</w:t>
+              <w:t>채권의 원인·내용</w:t>
             </w:r>
           </w:p>
         </w:tc>
@@ -243,7 +243,7 @@
           </w:tcPr>
           <w:p>
             <w:r>
-              <w:t>이자</w:t>
+              <w:t>주소 및 연락처</w:t>
             </w:r>
           </w:p>
         </w:tc>
@@ -253,7 +253,7 @@
           </w:tcPr>
           <w:p>
             <w:r>
-              <w:t>주소 / 발생원인</w:t>
+              <w:t>채권현재액 및 산정근거</w:t>
             </w:r>
           </w:p>
         </w:tc>
@@ -265,9 +265,11 @@
           </w:tcPr>
           <w:p>
             <w:r>
-              <w:t>{{creditor.entity}}</w:t>
+              <w:t>{{creditor.number}}. {{creditor.entity}}</w:t>
               <w:br/>
-              <w:t>{{creditor.period}}</w:t>
+              <w:t>기준일: {{creditor.period}}</w:t>
+              <w:br/>
+              <w:t>계약·계좌: {{creditor.contract_id}}</w:t>
             </w:r>
           </w:p>
         </w:tc>
@@ -277,7 +279,15 @@
           </w:tcPr>
           <w:p>
             <w:r>
-              <w:t>{{creditor.principal}}</w:t>
+              <w:t>발생원인: {{creditor.cause}}</w:t>
+              <w:br/>
+              <w:t>발생일: {{creditor.loan_date}}</w:t>
+              <w:br/>
+              <w:t>최초원금: {{creditor.original_principal}}</w:t>
+              <w:br/>
+              <w:t>내용: {{creditor.content}}</w:t>
+              <w:br/>
+              <w:t>유형: {{creditor.claim_type}}</w:t>
             </w:r>
           </w:p>
         </w:tc>
@@ -287,7 +297,11 @@
           </w:tcPr>
           <w:p>
             <w:r>
-              <w:t>{{creditor.interest}}</w:t>
+              <w:t>주소: {{creditor.address}}</w:t>
+              <w:br/>
+              <w:t>전화: {{creditor.phone}}</w:t>
+              <w:br/>
+              <w:t>팩스: {{creditor.fax}}</w:t>
             </w:r>
           </w:p>
         </w:tc>
@@ -297,9 +311,13 @@
           </w:tcPr>
           <w:p>
             <w:r>
-              <w:t>{{creditor.address}}</w:t>
+              <w:t>원금: {{creditor.principal}} 원</w:t>
               <w:br/>
-              <w:t>발생원인: {{creditor.cause}}</w:t>
+              <w:t>원금 산정근거: {{creditor.principal_basis}}</w:t>
+              <w:br/>
+              <w:t>이자: {{creditor.interest}} 원</w:t>
+              <w:br/>
+              <w:t>이자 산정근거: {{creditor.interest_basis}}</w:t>
             </w:r>
           </w:p>
         </w:tc>
@@ -378,6 +396,111 @@
       </w:tr>
     </w:tbl>
     <w:p/>
+    <w:tbl>
+      <w:tblPr>
+        <w:tblStyle w:val="TableGrid"/>
+        <w:tblW w:type="auto" w:w="0"/>
+        <w:tblLook w:firstColumn="1" w:firstRow="1" w:lastColumn="0" w:lastRow="0" w:noHBand="0" w:noVBand="1" w:val="04A0"/>
+      </w:tblPr>
+      <w:tblGrid>
+        <w:gridCol w:w="2438"/>
+        <w:gridCol w:w="2438"/>
+        <w:gridCol w:w="2438"/>
+        <w:gridCol w:w="2438"/>
+      </w:tblGrid>
+      <w:tr>
+        <w:trPr>
+          <w:tblHeader/>
+        </w:trPr>
+        <w:tc>
+          <w:tcPr>
+            <w:tcW w:type="dxa" w:w="2438"/>
+          </w:tcPr>
+          <w:p>
+            <w:r>
+              <w:t>채권번호·채권자</w:t>
+            </w:r>
+          </w:p>
+        </w:tc>
+        <w:tc>
+          <w:tcPr>
+            <w:tcW w:type="dxa" w:w="2438"/>
+          </w:tcPr>
+          <w:p>
+            <w:r>
+              <w:t>원금 / 이자</w:t>
+            </w:r>
+          </w:p>
+        </w:tc>
+        <w:tc>
+          <w:tcPr>
+            <w:tcW w:type="dxa" w:w="2438"/>
+          </w:tcPr>
+          <w:p>
+            <w:r>
+              <w:t>예상 변제액 / 부족액 / 담보부 채권액</w:t>
+            </w:r>
+          </w:p>
+        </w:tc>
+        <w:tc>
+          <w:tcPr>
+            <w:tcW w:type="dxa" w:w="2438"/>
+          </w:tcPr>
+          <w:p>
+            <w:r>
+              <w:t>별제권의 내용 및 목적물</w:t>
+            </w:r>
+          </w:p>
+        </w:tc>
+      </w:tr>
+      <w:tr>
+        <w:tc>
+          <w:tcPr>
+            <w:tcW w:type="dxa" w:w="2438"/>
+          </w:tcPr>
+          <w:p>
+            <w:r>
+              <w:t>{{secured.number}}. {{secured.entity}}</w:t>
+            </w:r>
+          </w:p>
+        </w:tc>
+        <w:tc>
+          <w:tcPr>
+            <w:tcW w:type="dxa" w:w="2438"/>
+          </w:tcPr>
+          <w:p>
+            <w:r>
+              <w:t>{{secured.principal}} / {{secured.interest}}</w:t>
+            </w:r>
+          </w:p>
+        </w:tc>
+        <w:tc>
+          <w:tcPr>
+            <w:tcW w:type="dxa" w:w="2438"/>
+          </w:tcPr>
+          <w:p>
+            <w:r>
+              <w:t>③ {{secured.secured_recovery}}</w:t>
+              <w:br/>
+              <w:t>④ {{secured.shortfall}}</w:t>
+              <w:br/>
+              <w:t>⑤ {{secured.secured_amount}}</w:t>
+            </w:r>
+          </w:p>
+        </w:tc>
+        <w:tc>
+          <w:tcPr>
+            <w:tcW w:type="dxa" w:w="2438"/>
+          </w:tcPr>
+          <w:p>
+            <w:r>
+              <w:t>{{secured.collateral}}</w:t>
+            </w:r>
+          </w:p>
+        </w:tc>
+      </w:tr>
+    </w:tbl>
+    <w:p/>
     <w:p>
       <w:pPr>
         <w:pStyle w:val="Heading1"/>
@@ -445,6 +568,107 @@
       </w:tr>
     </w:tbl>
     <w:p/>
+    <w:tbl>
+      <w:tblPr>
+        <w:tblStyle w:val="TableGrid"/>
+        <w:tblW w:type="auto" w:w="0"/>
+        <w:tblLook w:firstColumn="1" w:firstRow="1" w:lastColumn="0" w:lastRow="0" w:noHBand="0" w:noVBand="1" w:val="04A0"/>
+      </w:tblPr>
+      <w:tblGrid>
+        <w:gridCol w:w="2438"/>
+        <w:gridCol w:w="2438"/>
+        <w:gridCol w:w="2438"/>
+        <w:gridCol w:w="2438"/>
+      </w:tblGrid>
+      <w:tr>
+        <w:trPr>
+          <w:tblHeader/>
+        </w:trPr>
+        <w:tc>
+          <w:tcPr>
+            <w:tcW w:type="dxa" w:w="2438"/>
+          </w:tcPr>
+          <w:p>
+            <w:r>
+              <w:t>채권번호·채권자</w:t>
+            </w:r>
+          </w:p>
+        </w:tc>
+        <w:tc>
+          <w:tcPr>
+            <w:tcW w:type="dxa" w:w="2438"/>
+          </w:tcPr>
+          <w:p>
+            <w:r>
+              <w:t>채권자 주장액 / 다툼 없는 부분</w:t>
+            </w:r>
+          </w:p>
+        </w:tc>
+        <w:tc>
+          <w:tcPr>
+            <w:tcW w:type="dxa" w:w="2438"/>
+          </w:tcPr>
+          <w:p>
+            <w:r>
+              <w:t>다툼의 원인</w:t>
+            </w:r>
+          </w:p>
+        </w:tc>
+        <w:tc>
+          <w:tcPr>
+            <w:tcW w:type="dxa" w:w="2438"/>
+          </w:tcPr>
+          <w:p>
+            <w:r>
+              <w:t>소송제기 여부 및 진행경과</w:t>
+            </w:r>
+          </w:p>
+        </w:tc>
+      </w:tr>
+      <w:tr>
+        <w:tc>
+          <w:tcPr>
+            <w:tcW w:type="dxa" w:w="2438"/>
+          </w:tcPr>
+          <w:p>
+            <w:r>
+              <w:t>{{disputed.number}}. {{disputed.entity}}</w:t>
+            </w:r>
+          </w:p>
+        </w:tc>
+        <w:tc>
+          <w:tcPr>
+            <w:tcW w:type="dxa" w:w="2438"/>
+          </w:tcPr>
+          <w:p>
+            <w:r>
+              <w:t>{{disputed.disputed_amount}} / {{disputed.undisputed_amount}}</w:t>
+            </w:r>
+          </w:p>
+        </w:tc>
+        <w:tc>
+          <w:tcPr>
+            <w:tcW w:type="dxa" w:w="2438"/>
+          </w:tcPr>
+          <w:p>
+            <w:r>
+              <w:t>{{disputed.dispute_reason}}</w:t>
+            </w:r>
+          </w:p>
+        </w:tc>
+        <w:tc>
+          <w:tcPr>
+            <w:tcW w:type="dxa" w:w="2438"/>
+          </w:tcPr>
+          <w:p>
+            <w:r>
+              <w:t>{{disputed.litigation}}</w:t>
+            </w:r>
+          </w:p>
+        </w:tc>
+      </w:tr>
+    </w:tbl>
+    <w:p/>
     <w:p>
       <w:pPr>
         <w:pStyle w:val="Heading1"/>
@@ -506,6 +730,86 @@
           <w:p>
             <w:r>
               <w:t>{{assignment_order_details}}</w:t>
+            </w:r>
+          </w:p>
+        </w:tc>
+      </w:tr>
+    </w:tbl>
+    <w:p/>
+    <w:tbl>
+      <w:tblPr>
+        <w:tblStyle w:val="TableGrid"/>
+        <w:tblW w:type="auto" w:w="0"/>
+        <w:tblLook w:firstColumn="1" w:firstRow="1" w:lastColumn="0" w:lastRow="0" w:noHBand="0" w:noVBand="1" w:val="04A0"/>
+      </w:tblPr>
+      <w:tblGrid>
+        <w:gridCol w:w="3251"/>
+        <w:gridCol w:w="3251"/>
+        <w:gridCol w:w="3251"/>
+      </w:tblGrid>
+      <w:tr>
+        <w:trPr>
+          <w:tblHeader/>
+        </w:trPr>
+        <w:tc>
+          <w:tcPr>
+            <w:tcW w:type="dxa" w:w="3251"/>
+          </w:tcPr>
+          <w:p>
+            <w:r>
+              <w:t>채권번호·채권자</w:t>
+            </w:r>
+          </w:p>
+        </w:tc>
+        <w:tc>
+          <w:tcPr>
+            <w:tcW w:type="dxa" w:w="3251"/>
+          </w:tcPr>
+          <w:p>
+            <w:r>
+              <w:t>채권의 내용</w:t>
+            </w:r>
+          </w:p>
+        </w:tc>
+        <w:tc>
+          <w:tcPr>
+            <w:tcW w:type="dxa" w:w="3251"/>
+          </w:tcPr>
+          <w:p>
+            <w:r>
+              <w:t>전부명령의 내역</w:t>
+            </w:r>
+          </w:p>
+        </w:tc>
+      </w:tr>
+      <w:tr>
+        <w:tc>
+          <w:tcPr>
+            <w:tcW w:type="dxa" w:w="3251"/>
+          </w:tcPr>
+          <w:p>
+            <w:r>
+              <w:t>{{assignment.number}}. {{assignment.entity}}</w:t>
+            </w:r>
+          </w:p>
+        </w:tc>
+        <w:tc>
+          <w:tcPr>
+            <w:tcW w:type="dxa" w:w="3251"/>
+          </w:tcPr>
+          <w:p>
+            <w:r>
+              <w:t>{{assignment.content}}</w:t>
+            </w:r>
+          </w:p>
+        </w:tc>
+        <w:tc>
+          <w:tcPr>
+            <w:tcW w:type="dxa" w:w="3251"/>
+          </w:tcPr>
+          <w:p>
+            <w:r>
+              <w:t>{{assignment.assignment_order}}</w:t>
             </w:r>
           </w:p>
         </w:tc>
